--- a/技术笔记/Word/Redis.docx
+++ b/技术笔记/Word/Redis.docx
@@ -8,6 +8,99 @@
         <w:pStyle w:val="1"/>
       </w:pPr>
       <w:r>
+        <w:t>本机</w:t>
+      </w:r>
+      <w:r>
+        <w:rPr>
+          <w:rFonts w:hint="eastAsia"/>
+        </w:rPr>
+        <w:t>Redis</w:t>
+      </w:r>
+    </w:p>
+    <w:p>
+      <w:r>
+        <w:t>本机的</w:t>
+      </w:r>
+      <w:r>
+        <w:rPr>
+          <w:rFonts w:hint="eastAsia"/>
+        </w:rPr>
+        <w:t>Redis</w:t>
+      </w:r>
+      <w:r>
+        <w:rPr>
+          <w:rFonts w:hint="eastAsia"/>
+        </w:rPr>
+        <w:t>已安装，开机自启动，未设置用户名和密码。</w:t>
+      </w:r>
+    </w:p>
+    <w:p>
+      <w:r>
+        <w:t>测试：在</w:t>
+      </w:r>
+      <w:r>
+        <w:t>E:\Installation_address\Redis</w:t>
+      </w:r>
+      <w:r>
+        <w:t>目录下开启</w:t>
+      </w:r>
+      <w:r>
+        <w:rPr>
+          <w:rFonts w:hint="eastAsia"/>
+        </w:rPr>
+        <w:t>C</w:t>
+      </w:r>
+      <w:r>
+        <w:t>MD</w:t>
+      </w:r>
+      <w:r>
+        <w:t>，执行</w:t>
+      </w:r>
+      <w:r>
+        <w:t>redis-cli.exe</w:t>
+      </w:r>
+      <w:r>
+        <w:t>即可连接成功。</w:t>
+      </w:r>
+    </w:p>
+    <w:p>
+      <w:pPr>
+        <w:rPr>
+          <w:rFonts w:hint="eastAsia"/>
+        </w:rPr>
+      </w:pPr>
+      <w:r>
+        <w:tab/>
+      </w:r>
+      <w:r>
+        <w:t>执行</w:t>
+      </w:r>
+      <w:r>
+        <w:t>SET mykey "Hello Redis"</w:t>
+      </w:r>
+      <w:r>
+        <w:t xml:space="preserve"> </w:t>
+      </w:r>
+      <w:r>
+        <w:t>存储键值对，执行</w:t>
+      </w:r>
+      <w:r>
+        <w:t>GET mykey</w:t>
+      </w:r>
+      <w:r>
+        <w:t xml:space="preserve"> </w:t>
+      </w:r>
+      <w:r>
+        <w:t>获取值。</w:t>
+      </w:r>
+      <w:bookmarkStart w:id="0" w:name="_GoBack"/>
+      <w:bookmarkEnd w:id="0"/>
+    </w:p>
+    <w:p>
+      <w:pPr>
+        <w:pStyle w:val="1"/>
+      </w:pPr>
+      <w:r>
         <w:t>缓存中的基本概念</w:t>
       </w:r>
     </w:p>
@@ -547,8 +640,6 @@
         </w:rPr>
         <w:t>B.</w:t>
       </w:r>
-      <w:bookmarkStart w:id="0" w:name="_GoBack"/>
-      <w:bookmarkEnd w:id="0"/>
       <w:r>
         <w:rPr>
           <w:rFonts w:hint="eastAsia"/>
@@ -556,13 +647,7 @@
         <w:t>直接不设置缓存失效的时间。</w:t>
       </w:r>
     </w:p>
-    <w:p>
-      <w:pPr>
-        <w:rPr>
-          <w:rFonts w:hint="eastAsia"/>
-        </w:rPr>
-      </w:pPr>
-    </w:p>
+    <w:p/>
     <w:sectPr>
       <w:pgSz w:w="11906" w:h="16838"/>
       <w:pgMar w:top="1440" w:right="1800" w:bottom="1440" w:left="1800" w:header="851" w:footer="992" w:gutter="0"/>
@@ -613,7 +698,7 @@
 
 <file path=word/numbering.xml><?xml version="1.0" encoding="utf-8"?>
 <w:numbering xmlns:wpc="http://schemas.microsoft.com/office/word/2010/wordprocessingCanvas" xmlns:mc="http://schemas.openxmlformats.org/markup-compatibility/2006" xmlns:o="urn:schemas-microsoft-com:office:office" xmlns:r="http://schemas.openxmlformats.org/officeDocument/2006/relationships" xmlns:m="http://schemas.openxmlformats.org/officeDocument/2006/math" xmlns:v="urn:schemas-microsoft-com:vml" xmlns:wp14="http://schemas.microsoft.com/office/word/2010/wordprocessingDrawing" xmlns:wp="http://schemas.openxmlformats.org/drawingml/2006/wordprocessingDrawing" xmlns:w10="urn:schemas-microsoft-com:office:word" xmlns:w="http://schemas.openxmlformats.org/wordprocessingml/2006/main" xmlns:w14="http://schemas.microsoft.com/office/word/2010/wordml" xmlns:w15="http://schemas.microsoft.com/office/word/2012/wordml" xmlns:wpg="http://schemas.microsoft.com/office/word/2010/wordprocessingGroup" xmlns:wpi="http://schemas.microsoft.com/office/word/2010/wordprocessingInk" xmlns:wne="http://schemas.microsoft.com/office/word/2006/wordml" xmlns:wps="http://schemas.microsoft.com/office/word/2010/wordprocessingShape" mc:Ignorable="w14 w15 wp14">
-  <w:abstractNum w:abstractNumId="0" w15:restartNumberingAfterBreak="0">
+  <w:abstractNum w:abstractNumId="0">
     <w:nsid w:val="0030527B"/>
     <w:multiLevelType w:val="hybridMultilevel"/>
     <w:tmpl w:val="6AAE0986"/>
@@ -726,7 +811,7 @@
       </w:rPr>
     </w:lvl>
   </w:abstractNum>
-  <w:abstractNum w:abstractNumId="1" w15:restartNumberingAfterBreak="0">
+  <w:abstractNum w:abstractNumId="1">
     <w:nsid w:val="007069EC"/>
     <w:multiLevelType w:val="multilevel"/>
     <w:tmpl w:val="830626BA"/>
@@ -875,7 +960,7 @@
       </w:rPr>
     </w:lvl>
   </w:abstractNum>
-  <w:abstractNum w:abstractNumId="2" w15:restartNumberingAfterBreak="0">
+  <w:abstractNum w:abstractNumId="2">
     <w:nsid w:val="070C0B99"/>
     <w:multiLevelType w:val="multilevel"/>
     <w:tmpl w:val="34C243B8"/>
@@ -1024,7 +1109,7 @@
       </w:rPr>
     </w:lvl>
   </w:abstractNum>
-  <w:abstractNum w:abstractNumId="3" w15:restartNumberingAfterBreak="0">
+  <w:abstractNum w:abstractNumId="3">
     <w:nsid w:val="07B97F7F"/>
     <w:multiLevelType w:val="hybridMultilevel"/>
     <w:tmpl w:val="84A8BD3C"/>
@@ -1113,7 +1198,7 @@
       </w:pPr>
     </w:lvl>
   </w:abstractNum>
-  <w:abstractNum w:abstractNumId="4" w15:restartNumberingAfterBreak="0">
+  <w:abstractNum w:abstractNumId="4">
     <w:nsid w:val="141F19C2"/>
     <w:multiLevelType w:val="multilevel"/>
     <w:tmpl w:val="BD7A6AE0"/>
@@ -1262,7 +1347,7 @@
       </w:rPr>
     </w:lvl>
   </w:abstractNum>
-  <w:abstractNum w:abstractNumId="5" w15:restartNumberingAfterBreak="0">
+  <w:abstractNum w:abstractNumId="5">
     <w:nsid w:val="15435409"/>
     <w:multiLevelType w:val="hybridMultilevel"/>
     <w:tmpl w:val="E7B6E886"/>
@@ -1351,7 +1436,7 @@
       </w:pPr>
     </w:lvl>
   </w:abstractNum>
-  <w:abstractNum w:abstractNumId="6" w15:restartNumberingAfterBreak="0">
+  <w:abstractNum w:abstractNumId="6">
     <w:nsid w:val="1EDC08DC"/>
     <w:multiLevelType w:val="multilevel"/>
     <w:tmpl w:val="2CBCA216"/>
@@ -1500,7 +1585,7 @@
       </w:rPr>
     </w:lvl>
   </w:abstractNum>
-  <w:abstractNum w:abstractNumId="7" w15:restartNumberingAfterBreak="0">
+  <w:abstractNum w:abstractNumId="7">
     <w:nsid w:val="219343C8"/>
     <w:multiLevelType w:val="multilevel"/>
     <w:tmpl w:val="3920028C"/>
@@ -1649,7 +1734,7 @@
       </w:rPr>
     </w:lvl>
   </w:abstractNum>
-  <w:abstractNum w:abstractNumId="8" w15:restartNumberingAfterBreak="0">
+  <w:abstractNum w:abstractNumId="8">
     <w:nsid w:val="226D6D75"/>
     <w:multiLevelType w:val="multilevel"/>
     <w:tmpl w:val="BC3A6D60"/>
@@ -1798,7 +1883,7 @@
       </w:rPr>
     </w:lvl>
   </w:abstractNum>
-  <w:abstractNum w:abstractNumId="9" w15:restartNumberingAfterBreak="0">
+  <w:abstractNum w:abstractNumId="9">
     <w:nsid w:val="23B16781"/>
     <w:multiLevelType w:val="multilevel"/>
     <w:tmpl w:val="FB62A766"/>
@@ -1947,7 +2032,7 @@
       </w:rPr>
     </w:lvl>
   </w:abstractNum>
-  <w:abstractNum w:abstractNumId="10" w15:restartNumberingAfterBreak="0">
+  <w:abstractNum w:abstractNumId="10">
     <w:nsid w:val="24B028B0"/>
     <w:multiLevelType w:val="multilevel"/>
     <w:tmpl w:val="50CC1054"/>
@@ -2096,7 +2181,7 @@
       </w:rPr>
     </w:lvl>
   </w:abstractNum>
-  <w:abstractNum w:abstractNumId="11" w15:restartNumberingAfterBreak="0">
+  <w:abstractNum w:abstractNumId="11">
     <w:nsid w:val="258803A8"/>
     <w:multiLevelType w:val="hybridMultilevel"/>
     <w:tmpl w:val="229E59E6"/>
@@ -2185,7 +2270,7 @@
       </w:pPr>
     </w:lvl>
   </w:abstractNum>
-  <w:abstractNum w:abstractNumId="12" w15:restartNumberingAfterBreak="0">
+  <w:abstractNum w:abstractNumId="12">
     <w:nsid w:val="26391481"/>
     <w:multiLevelType w:val="hybridMultilevel"/>
     <w:tmpl w:val="726623E4"/>
@@ -2274,7 +2359,7 @@
       </w:pPr>
     </w:lvl>
   </w:abstractNum>
-  <w:abstractNum w:abstractNumId="13" w15:restartNumberingAfterBreak="0">
+  <w:abstractNum w:abstractNumId="13">
     <w:nsid w:val="29AE3F34"/>
     <w:multiLevelType w:val="multilevel"/>
     <w:tmpl w:val="BCEE99BC"/>
@@ -2423,7 +2508,7 @@
       </w:rPr>
     </w:lvl>
   </w:abstractNum>
-  <w:abstractNum w:abstractNumId="14" w15:restartNumberingAfterBreak="0">
+  <w:abstractNum w:abstractNumId="14">
     <w:nsid w:val="2A4433FE"/>
     <w:multiLevelType w:val="hybridMultilevel"/>
     <w:tmpl w:val="C144C144"/>
@@ -2512,7 +2597,7 @@
       </w:pPr>
     </w:lvl>
   </w:abstractNum>
-  <w:abstractNum w:abstractNumId="15" w15:restartNumberingAfterBreak="0">
+  <w:abstractNum w:abstractNumId="15">
     <w:nsid w:val="2B837772"/>
     <w:multiLevelType w:val="multilevel"/>
     <w:tmpl w:val="4A3A0370"/>
@@ -2661,7 +2746,7 @@
       </w:rPr>
     </w:lvl>
   </w:abstractNum>
-  <w:abstractNum w:abstractNumId="16" w15:restartNumberingAfterBreak="0">
+  <w:abstractNum w:abstractNumId="16">
     <w:nsid w:val="2CE20EFA"/>
     <w:multiLevelType w:val="hybridMultilevel"/>
     <w:tmpl w:val="6B8EAF8A"/>
@@ -2750,7 +2835,7 @@
       </w:pPr>
     </w:lvl>
   </w:abstractNum>
-  <w:abstractNum w:abstractNumId="17" w15:restartNumberingAfterBreak="0">
+  <w:abstractNum w:abstractNumId="17">
     <w:nsid w:val="2D3B6295"/>
     <w:multiLevelType w:val="hybridMultilevel"/>
     <w:tmpl w:val="9918CDA4"/>
@@ -2839,7 +2924,7 @@
       </w:pPr>
     </w:lvl>
   </w:abstractNum>
-  <w:abstractNum w:abstractNumId="18" w15:restartNumberingAfterBreak="0">
+  <w:abstractNum w:abstractNumId="18">
     <w:nsid w:val="2FFF0F0A"/>
     <w:multiLevelType w:val="multilevel"/>
     <w:tmpl w:val="603A230A"/>
@@ -2988,7 +3073,7 @@
       </w:rPr>
     </w:lvl>
   </w:abstractNum>
-  <w:abstractNum w:abstractNumId="19" w15:restartNumberingAfterBreak="0">
+  <w:abstractNum w:abstractNumId="19">
     <w:nsid w:val="30A14B3D"/>
     <w:multiLevelType w:val="multilevel"/>
     <w:tmpl w:val="6048000E"/>
@@ -3137,7 +3222,7 @@
       </w:rPr>
     </w:lvl>
   </w:abstractNum>
-  <w:abstractNum w:abstractNumId="20" w15:restartNumberingAfterBreak="0">
+  <w:abstractNum w:abstractNumId="20">
     <w:nsid w:val="333B0EB1"/>
     <w:multiLevelType w:val="hybridMultilevel"/>
     <w:tmpl w:val="9DC40B16"/>
@@ -3226,7 +3311,7 @@
       </w:pPr>
     </w:lvl>
   </w:abstractNum>
-  <w:abstractNum w:abstractNumId="21" w15:restartNumberingAfterBreak="0">
+  <w:abstractNum w:abstractNumId="21">
     <w:nsid w:val="344A34B7"/>
     <w:multiLevelType w:val="multilevel"/>
     <w:tmpl w:val="00562058"/>
@@ -3375,7 +3460,7 @@
       </w:rPr>
     </w:lvl>
   </w:abstractNum>
-  <w:abstractNum w:abstractNumId="22" w15:restartNumberingAfterBreak="0">
+  <w:abstractNum w:abstractNumId="22">
     <w:nsid w:val="3A6B5E40"/>
     <w:multiLevelType w:val="hybridMultilevel"/>
     <w:tmpl w:val="8AEE2F8A"/>
@@ -3464,7 +3549,7 @@
       </w:pPr>
     </w:lvl>
   </w:abstractNum>
-  <w:abstractNum w:abstractNumId="23" w15:restartNumberingAfterBreak="0">
+  <w:abstractNum w:abstractNumId="23">
     <w:nsid w:val="41E656B9"/>
     <w:multiLevelType w:val="multilevel"/>
     <w:tmpl w:val="5FD02A9C"/>
@@ -3613,7 +3698,7 @@
       </w:rPr>
     </w:lvl>
   </w:abstractNum>
-  <w:abstractNum w:abstractNumId="24" w15:restartNumberingAfterBreak="0">
+  <w:abstractNum w:abstractNumId="24">
     <w:nsid w:val="42B43576"/>
     <w:multiLevelType w:val="hybridMultilevel"/>
     <w:tmpl w:val="767C1242"/>
@@ -3702,7 +3787,7 @@
       </w:pPr>
     </w:lvl>
   </w:abstractNum>
-  <w:abstractNum w:abstractNumId="25" w15:restartNumberingAfterBreak="0">
+  <w:abstractNum w:abstractNumId="25">
     <w:nsid w:val="43AE20D8"/>
     <w:multiLevelType w:val="hybridMultilevel"/>
     <w:tmpl w:val="3AAC2578"/>
@@ -3791,7 +3876,7 @@
       </w:pPr>
     </w:lvl>
   </w:abstractNum>
-  <w:abstractNum w:abstractNumId="26" w15:restartNumberingAfterBreak="0">
+  <w:abstractNum w:abstractNumId="26">
     <w:nsid w:val="4533037B"/>
     <w:multiLevelType w:val="hybridMultilevel"/>
     <w:tmpl w:val="B274819A"/>
@@ -3880,7 +3965,7 @@
       </w:pPr>
     </w:lvl>
   </w:abstractNum>
-  <w:abstractNum w:abstractNumId="27" w15:restartNumberingAfterBreak="0">
+  <w:abstractNum w:abstractNumId="27">
     <w:nsid w:val="45DA76D2"/>
     <w:multiLevelType w:val="multilevel"/>
     <w:tmpl w:val="440629DE"/>
@@ -4029,7 +4114,7 @@
       </w:rPr>
     </w:lvl>
   </w:abstractNum>
-  <w:abstractNum w:abstractNumId="28" w15:restartNumberingAfterBreak="0">
+  <w:abstractNum w:abstractNumId="28">
     <w:nsid w:val="46FC6A09"/>
     <w:multiLevelType w:val="hybridMultilevel"/>
     <w:tmpl w:val="E06A006A"/>
@@ -4142,7 +4227,7 @@
       </w:rPr>
     </w:lvl>
   </w:abstractNum>
-  <w:abstractNum w:abstractNumId="29" w15:restartNumberingAfterBreak="0">
+  <w:abstractNum w:abstractNumId="29">
     <w:nsid w:val="48787A5F"/>
     <w:multiLevelType w:val="hybridMultilevel"/>
     <w:tmpl w:val="BF2C88B0"/>
@@ -4231,7 +4316,7 @@
       </w:pPr>
     </w:lvl>
   </w:abstractNum>
-  <w:abstractNum w:abstractNumId="30" w15:restartNumberingAfterBreak="0">
+  <w:abstractNum w:abstractNumId="30">
     <w:nsid w:val="4B942400"/>
     <w:multiLevelType w:val="hybridMultilevel"/>
     <w:tmpl w:val="726623E4"/>
@@ -4320,7 +4405,7 @@
       </w:pPr>
     </w:lvl>
   </w:abstractNum>
-  <w:abstractNum w:abstractNumId="31" w15:restartNumberingAfterBreak="0">
+  <w:abstractNum w:abstractNumId="31">
     <w:nsid w:val="4D2F53B3"/>
     <w:multiLevelType w:val="hybridMultilevel"/>
     <w:tmpl w:val="2A847988"/>
@@ -4409,7 +4494,7 @@
       </w:pPr>
     </w:lvl>
   </w:abstractNum>
-  <w:abstractNum w:abstractNumId="32" w15:restartNumberingAfterBreak="0">
+  <w:abstractNum w:abstractNumId="32">
     <w:nsid w:val="51C008F7"/>
     <w:multiLevelType w:val="multilevel"/>
     <w:tmpl w:val="461AA972"/>
@@ -4558,7 +4643,7 @@
       </w:rPr>
     </w:lvl>
   </w:abstractNum>
-  <w:abstractNum w:abstractNumId="33" w15:restartNumberingAfterBreak="0">
+  <w:abstractNum w:abstractNumId="33">
     <w:nsid w:val="53C914D3"/>
     <w:multiLevelType w:val="hybridMultilevel"/>
     <w:tmpl w:val="67FEE3BC"/>
@@ -4647,7 +4732,7 @@
       </w:pPr>
     </w:lvl>
   </w:abstractNum>
-  <w:abstractNum w:abstractNumId="34" w15:restartNumberingAfterBreak="0">
+  <w:abstractNum w:abstractNumId="34">
     <w:nsid w:val="54824264"/>
     <w:multiLevelType w:val="multilevel"/>
     <w:tmpl w:val="775C97A2"/>
@@ -4796,7 +4881,7 @@
       </w:rPr>
     </w:lvl>
   </w:abstractNum>
-  <w:abstractNum w:abstractNumId="35" w15:restartNumberingAfterBreak="0">
+  <w:abstractNum w:abstractNumId="35">
     <w:nsid w:val="58FE4EF5"/>
     <w:multiLevelType w:val="multilevel"/>
     <w:tmpl w:val="9F1A1F3A"/>
@@ -4945,7 +5030,7 @@
       </w:rPr>
     </w:lvl>
   </w:abstractNum>
-  <w:abstractNum w:abstractNumId="36" w15:restartNumberingAfterBreak="0">
+  <w:abstractNum w:abstractNumId="36">
     <w:nsid w:val="5A7F0B63"/>
     <w:multiLevelType w:val="multilevel"/>
     <w:tmpl w:val="2CDEC92A"/>
@@ -5094,7 +5179,7 @@
       </w:rPr>
     </w:lvl>
   </w:abstractNum>
-  <w:abstractNum w:abstractNumId="37" w15:restartNumberingAfterBreak="0">
+  <w:abstractNum w:abstractNumId="37">
     <w:nsid w:val="5FB56327"/>
     <w:multiLevelType w:val="hybridMultilevel"/>
     <w:tmpl w:val="AB5EE9AE"/>
@@ -5183,7 +5268,7 @@
       </w:pPr>
     </w:lvl>
   </w:abstractNum>
-  <w:abstractNum w:abstractNumId="38" w15:restartNumberingAfterBreak="0">
+  <w:abstractNum w:abstractNumId="38">
     <w:nsid w:val="61A364C2"/>
     <w:multiLevelType w:val="multilevel"/>
     <w:tmpl w:val="876CC964"/>
@@ -5332,7 +5417,7 @@
       </w:rPr>
     </w:lvl>
   </w:abstractNum>
-  <w:abstractNum w:abstractNumId="39" w15:restartNumberingAfterBreak="0">
+  <w:abstractNum w:abstractNumId="39">
     <w:nsid w:val="64222CAE"/>
     <w:multiLevelType w:val="multilevel"/>
     <w:tmpl w:val="7A6AAAD4"/>
@@ -5481,7 +5566,7 @@
       </w:rPr>
     </w:lvl>
   </w:abstractNum>
-  <w:abstractNum w:abstractNumId="40" w15:restartNumberingAfterBreak="0">
+  <w:abstractNum w:abstractNumId="40">
     <w:nsid w:val="65F772A4"/>
     <w:multiLevelType w:val="hybridMultilevel"/>
     <w:tmpl w:val="A5C40402"/>
@@ -5570,7 +5655,7 @@
       </w:pPr>
     </w:lvl>
   </w:abstractNum>
-  <w:abstractNum w:abstractNumId="41" w15:restartNumberingAfterBreak="0">
+  <w:abstractNum w:abstractNumId="41">
     <w:nsid w:val="67057915"/>
     <w:multiLevelType w:val="hybridMultilevel"/>
     <w:tmpl w:val="E5EC39E8"/>
@@ -5659,7 +5744,7 @@
       </w:pPr>
     </w:lvl>
   </w:abstractNum>
-  <w:abstractNum w:abstractNumId="42" w15:restartNumberingAfterBreak="0">
+  <w:abstractNum w:abstractNumId="42">
     <w:nsid w:val="6771301A"/>
     <w:multiLevelType w:val="multilevel"/>
     <w:tmpl w:val="40A2E576"/>
@@ -5772,7 +5857,7 @@
       </w:pPr>
     </w:lvl>
   </w:abstractNum>
-  <w:abstractNum w:abstractNumId="43" w15:restartNumberingAfterBreak="0">
+  <w:abstractNum w:abstractNumId="43">
     <w:nsid w:val="67AF6288"/>
     <w:multiLevelType w:val="multilevel"/>
     <w:tmpl w:val="7504936C"/>
@@ -5921,7 +6006,7 @@
       </w:rPr>
     </w:lvl>
   </w:abstractNum>
-  <w:abstractNum w:abstractNumId="44" w15:restartNumberingAfterBreak="0">
+  <w:abstractNum w:abstractNumId="44">
     <w:nsid w:val="70E71193"/>
     <w:multiLevelType w:val="hybridMultilevel"/>
     <w:tmpl w:val="5B0AF51C"/>
@@ -6010,7 +6095,7 @@
       </w:pPr>
     </w:lvl>
   </w:abstractNum>
-  <w:abstractNum w:abstractNumId="45" w15:restartNumberingAfterBreak="0">
+  <w:abstractNum w:abstractNumId="45">
     <w:nsid w:val="7E7402EF"/>
     <w:multiLevelType w:val="hybridMultilevel"/>
     <w:tmpl w:val="6EBCC204"/>
@@ -7438,7 +7523,7 @@
 </file>
 
 <file path=customXml/itemProps1.xml><?xml version="1.0" encoding="utf-8"?>
-<ds:datastoreItem xmlns:ds="http://schemas.openxmlformats.org/officeDocument/2006/customXml" ds:itemID="{ADEE1B14-D96B-410A-AE4E-F2913FCA31F8}">
+<ds:datastoreItem xmlns:ds="http://schemas.openxmlformats.org/officeDocument/2006/customXml" ds:itemID="{427A8985-CA42-482D-8A7A-DD8BD03DD5AF}">
   <ds:schemaRefs>
     <ds:schemaRef ds:uri="http://schemas.openxmlformats.org/officeDocument/2006/bibliography"/>
   </ds:schemaRefs>
